--- a/Masterarbeit/Einspeicherung/Begleitstoffe_CO2/Grundlagen/Dokumentation_Stoffmodelle_Validierung.docx
+++ b/Masterarbeit/Einspeicherung/Begleitstoffe_CO2/Grundlagen/Dokumentation_Stoffmodelle_Validierung.docx
@@ -9004,7 +9004,7 @@
               <w:pStyle w:val="Compact"/>
             </w:pPr>
             <w:r>
-              <w:t xml:space="preserve">Gassäule und S1 Pumpe mit Gemisch (Dokumentation S2 Gemisch)</w:t>
+              <w:t>Gassäule und S1 Pumpe mit Gemisch (Handbuch Einspeicherung, Kap. 8)</w:t>
             </w:r>
           </w:p>
         </w:tc>
@@ -9045,7 +9045,7 @@
               <w:pStyle w:val="Compact"/>
             </w:pPr>
             <w:r>
-              <w:t xml:space="preserve">S2 verdichten, kühlen, pumpen mit Gemisch (Dokumentation S2 Gemisch)</w:t>
+              <w:t>S2 verdichten, kühlen, pumpen mit Gemisch (Handbuch Einspeicherung, Kap. 8)</w:t>
             </w:r>
           </w:p>
         </w:tc>
@@ -11765,7 +11765,7 @@
         <w:pStyle w:val="FirstParagraph"/>
       </w:pPr>
       <w:r>
-        <w:t xml:space="preserve">Umgesetzt ist die zweite Möglichkeit, mit Reserve: Die S2-Kette verdichtet in zwei Stufen auf 91 bar und kühlt dort auf 26 °C (Kühlwasser 20 °C + 6 K). Das liegt 8,8 bar über der Cricondenbar, das Gemisch wird beim Kühlen stetig dicht, ohne die Phasengrenze zu berühren. Vergleich der möglichen Wege und Begründung: Dokumentation_S2_Gemisch.docx.</w:t>
+        <w:t>Umgesetzt ist die zweite Möglichkeit, mit Reserve: Die S2-Kette verdichtet in zwei Stufen auf 91 bar und kühlt dort auf 26 °C (Kühlwasser 20 °C + 6 K). Das liegt 8,8 bar über der Cricondenbar, das Gemisch wird beim Kühlen stetig dicht, ohne die Phasengrenze zu berühren. Vergleich der möglichen Wege und Begründung: Handbuch_Einspeicherung.docx, Kap. 8.6.</w:t>
       </w:r>
     </w:p>
     <w:p>

--- a/Masterarbeit/Einspeicherung/Begleitstoffe_CO2/Grundlagen/Dokumentation_Stoffmodelle_Validierung.docx
+++ b/Masterarbeit/Einspeicherung/Begleitstoffe_CO2/Grundlagen/Dokumentation_Stoffmodelle_Validierung.docx
@@ -273,6 +273,38 @@
             </w:r>
             <w:r>
               <w:t xml:space="preserve"> (eigene, konservative Festlegung, Kapitel 9)</w:t>
+            </w:r>
+          </w:p>
+        </w:tc>
+      </w:tr>
+      <w:tr>
+        <w:tc>
+          <w:tcPr/>
+          <w:p>
+            <w:pPr>
+              <w:pStyle w:val="Compact"/>
+            </w:pPr>
+            <w:r>
+              <w:rPr>
+                <w:b/>
+                <w:bCs/>
+              </w:rPr>
+              <w:t>Spurenstoffe im ppm-Bereich</w:t>
+            </w:r>
+          </w:p>
+        </w:tc>
+        <w:tc>
+          <w:tcPr/>
+          <w:p>
+            <w:pPr>
+              <w:pStyle w:val="Compact"/>
+            </w:pPr>
+            <w:r>
+              <w:rPr>
+                <w:b/>
+                <w:bCs/>
+              </w:rPr>
+              <w:t>für die Phasengrenze vernachlässigbar: höchstens 0,025 bar Verschiebung gegen ± 3 bar; nur die Hälfte in CoolProp darstellbar; deklariert, nicht gerechnet (Kapitel 10)</w:t>
             </w:r>
           </w:p>
         </w:tc>
@@ -4619,6 +4651,298 @@
     <w:bookmarkStart w:id="21" w:name="aufbau-der-gemischgleichung"/>
     <w:p>
       <w:pPr>
+        <w:pStyle w:val="Heading3"/>
+      </w:pPr>
+      <w:r>
+        <w:t>Herleitung der Werte</w:t>
+      </w:r>
+    </w:p>
+    <w:p>
+      <w:pPr>
+        <w:pStyle w:val="BodyText"/>
+      </w:pPr>
+      <w:r>
+        <w:t>Die Auswahl der einzelnen Werte folgt einer Rangfolge der Regelwerke und einer einzigen Regel. Beides ist hier festgehalten, damit jeder Zahlenwert nachvollziehbar und gegen eine Quelle prüfbar ist.</w:t>
+      </w:r>
+    </w:p>
+    <w:tbl>
+      <w:tblPr>
+        <w:tblW w:type="auto" w:w="0"/>
+        <w:tblLook w:firstColumn="1" w:firstRow="1" w:lastColumn="0" w:lastRow="0" w:noHBand="0" w:noVBand="1" w:val="04A0"/>
+      </w:tblPr>
+      <w:tblGrid>
+        <w:gridCol w:w="3024"/>
+        <w:gridCol w:w="3024"/>
+        <w:gridCol w:w="3024"/>
+      </w:tblGrid>
+      <w:tr>
+        <w:tc>
+          <w:tcPr>
+            <w:tcW w:type="dxa" w:w="864"/>
+          </w:tcPr>
+          <w:p>
+            <w:r>
+              <w:t>Rang</w:t>
+            </w:r>
+          </w:p>
+        </w:tc>
+        <w:tc>
+          <w:tcPr>
+            <w:tcW w:type="dxa" w:w="4176"/>
+          </w:tcPr>
+          <w:p>
+            <w:r>
+              <w:t>Dokument</w:t>
+            </w:r>
+          </w:p>
+        </w:tc>
+        <w:tc>
+          <w:tcPr>
+            <w:tcW w:type="dxa" w:w="4032"/>
+          </w:tcPr>
+          <w:p>
+            <w:r>
+              <w:t>Rolle</w:t>
+            </w:r>
+          </w:p>
+        </w:tc>
+      </w:tr>
+      <w:tr>
+        <w:tc>
+          <w:tcPr>
+            <w:tcW w:type="dxa" w:w="864"/>
+          </w:tcPr>
+          <w:p>
+            <w:r>
+              <w:t>1</w:t>
+            </w:r>
+          </w:p>
+        </w:tc>
+        <w:tc>
+          <w:tcPr>
+            <w:tcW w:type="dxa" w:w="4176"/>
+          </w:tcPr>
+          <w:p>
+            <w:r>
+              <w:t>DIN EN 18397, Entwurf 2026-08, Tabelle 3 [Q-097]</w:t>
+            </w:r>
+          </w:p>
+        </w:tc>
+        <w:tc>
+          <w:tcPr>
+            <w:tcW w:type="dxa" w:w="4032"/>
+          </w:tcPr>
+          <w:p>
+            <w:r>
+              <w:t>normativ, Entwurf 2026-08; maßgeblich für CO₂-Ströme in Stahlleitungen</w:t>
+            </w:r>
+          </w:p>
+        </w:tc>
+      </w:tr>
+      <w:tr>
+        <w:tc>
+          <w:tcPr>
+            <w:tcW w:type="dxa" w:w="864"/>
+          </w:tcPr>
+          <w:p>
+            <w:r>
+              <w:t>2</w:t>
+            </w:r>
+          </w:p>
+        </w:tc>
+        <w:tc>
+          <w:tcPr>
+            <w:tcW w:type="dxa" w:w="4176"/>
+          </w:tcPr>
+          <w:p>
+            <w:r>
+              <w:t>EN ISO 27913 [Q-040]</w:t>
+            </w:r>
+          </w:p>
+        </w:tc>
+        <w:tc>
+          <w:tcPr>
+            <w:tcW w:type="dxa" w:w="4032"/>
+          </w:tcPr>
+          <w:p>
+            <w:r>
+              <w:t>normativer Überbau, Mindestreinheit 95 mol-%; Anhang A ist informativ</w:t>
+            </w:r>
+          </w:p>
+        </w:tc>
+      </w:tr>
+      <w:tr>
+        <w:tc>
+          <w:tcPr>
+            <w:tcW w:type="dxa" w:w="864"/>
+          </w:tcPr>
+          <w:p>
+            <w:r>
+              <w:t>3</w:t>
+            </w:r>
+          </w:p>
+        </w:tc>
+        <w:tc>
+          <w:tcPr>
+            <w:tcW w:type="dxa" w:w="4176"/>
+          </w:tcPr>
+          <w:p>
+            <w:r>
+              <w:t>DVGW C 260 (A), Tabelle 5 [Q-001]</w:t>
+            </w:r>
+          </w:p>
+        </w:tc>
+        <w:tc>
+          <w:tcPr>
+            <w:tcW w:type="dxa" w:w="4032"/>
+          </w:tcPr>
+          <w:p>
+            <w:r>
+              <w:t>deutsches Regelwerk, Entwurf 09/2024; durchweg strenger als Rang 1 und 2</w:t>
+            </w:r>
+          </w:p>
+        </w:tc>
+      </w:tr>
+      <w:tr>
+        <w:tc>
+          <w:tcPr>
+            <w:tcW w:type="dxa" w:w="864"/>
+          </w:tcPr>
+          <w:p>
+            <w:r>
+              <w:t>4</w:t>
+            </w:r>
+          </w:p>
+        </w:tc>
+        <w:tc>
+          <w:tcPr>
+            <w:tcW w:type="dxa" w:w="4176"/>
+          </w:tcPr>
+          <w:p>
+            <w:r>
+              <w:t>Porthos [Q-096], Aramis [Q-094], CO₂ Highway Europe [Q-095]</w:t>
+            </w:r>
+          </w:p>
+        </w:tc>
+        <w:tc>
+          <w:tcPr>
+            <w:tcW w:type="dxa" w:w="4032"/>
+          </w:tcPr>
+          <w:p>
+            <w:r>
+              <w:t>kommerzielle Netzspezifikationen, Vergleichsmaßstab</w:t>
+            </w:r>
+          </w:p>
+        </w:tc>
+      </w:tr>
+    </w:tbl>
+    <w:p>
+      <w:pPr>
+        <w:pStyle w:val="BodyText"/>
+      </w:pPr>
+    </w:p>
+    <w:p>
+      <w:pPr>
+        <w:pStyle w:val="BodyText"/>
+      </w:pPr>
+      <w:r>
+        <w:t>Entscheidend für die Zitierweise ist der Unterschied zwischen normativ und informativ. Tabelle 3 der DIN EN 18397 ist normativ, Anhang A der ISO 27913 enthält dagegen ein Beispiel. Wo beide Zahlen nennen, gilt die DIN. Deshalb werden H₂ mit 0,5 mol-% und CO mit 1000 ppm-mol angesetzt und nicht die laxeren Beispielwerte der ISO (H₂ 1 mol-%, CO 0,7 mol-%).</w:t>
+      </w:r>
+    </w:p>
+    <w:p>
+      <w:pPr>
+        <w:pStyle w:val="BodyText"/>
+      </w:pPr>
+      <w:r>
+        <w:t>Die Regel lautet: Wo die Norm eine Zahl nennt, wird sie ausgeschöpft. Wo sie keine nennt, wird das verbleibende Budget nach den beiden Netzspezifikationen verteilt, die eine vollständige Einzelaufteilung angeben. Im Einzelnen:</w:t>
+      </w:r>
+    </w:p>
+    <w:p>
+      <w:pPr>
+        <w:pStyle w:val="Compact"/>
+        <w:numPr>
+          <w:ilvl w:val="0"/>
+          <w:numId w:val="1010"/>
+        </w:numPr>
+      </w:pPr>
+      <w:r>
+        <w:t>CO₂, H₂ und CO: Die Norm nennt Zahlen (&gt; 95 mol-%, 0,5 mol-%, 1000 ppm-mol). Sie werden voll ausgeschöpft.</w:t>
+      </w:r>
+    </w:p>
+    <w:p>
+      <w:pPr>
+        <w:pStyle w:val="Compact"/>
+        <w:numPr>
+          <w:ilvl w:val="0"/>
+          <w:numId w:val="1010"/>
+        </w:numPr>
+      </w:pPr>
+      <w:r>
+        <w:t>N₂, Ar und CH₄: Tabelle 3 der DIN EN 18397 führt diese drei Stoffe gar nicht einzeln auf, sie erscheinen nur im Klammerzusatz der Summenzeile. Ihre Aufteilung ist normativ also nicht geregelt und damit eine eigene Annahme.</w:t>
+      </w:r>
+    </w:p>
+    <w:p>
+      <w:pPr>
+        <w:pStyle w:val="Compact"/>
+        <w:numPr>
+          <w:ilvl w:val="0"/>
+          <w:numId w:val="1010"/>
+        </w:numPr>
+      </w:pPr>
+      <w:r>
+        <w:t>Budget: Von 5,0 mol-% verbleiben nach Abzug von H₂ (0,5) und CO (0,1) noch 4,4 mol-% für N₂, Ar, CH₄ und O₂. Davon entfallen 2,4 auf N₂ und 1,0 auf CH₄; beide Werte nennen Porthos und Aramis übereinstimmend.</w:t>
+      </w:r>
+    </w:p>
+    <w:p>
+      <w:pPr>
+        <w:pStyle w:val="Compact"/>
+        <w:numPr>
+          <w:ilvl w:val="0"/>
+          <w:numId w:val="1010"/>
+        </w:numPr>
+      </w:pPr>
+      <w:r>
+        <w:t>Argon: Die restlichen 1,0 mol-% werden Argon zugeordnet. Der Wert ist damit eine Restgröße und keine Messgröße. Argon wird als Träger gewählt, weil es bei der Oxyfuel-Abscheidung im Prozentbereich anfällt und weil es als Edelgas ausschließlich das Phasenverhalten belastet, ohne Korrosionsaussagen zu erfordern. Porthos und Aramis begrenzen Argon auf 0,4 mol-%; der hier angesetzte Wert liegt bewusst darüber und schöpft dafür die Summengrenze der Norm voll aus.</w:t>
+      </w:r>
+    </w:p>
+    <w:p>
+      <w:pPr>
+        <w:pStyle w:val="Compact"/>
+        <w:numPr>
+          <w:ilvl w:val="0"/>
+          <w:numId w:val="1010"/>
+        </w:numPr>
+      </w:pPr>
+      <w:r>
+        <w:t>Sauerstoff: zählt normativ zu den nicht kondensierbaren Stoffen, wird aber von allen Spezifikationen im ppm-Bereich begrenzt (10 bis 40 ppm-mol). Er wird deshalb nicht gerechnet, sondern wie die übrigen Spurenstoffe nur deklariert (Kapitel 10).</w:t>
+      </w:r>
+    </w:p>
+    <w:p>
+      <w:pPr>
+        <w:pStyle w:val="BodyText"/>
+      </w:pPr>
+      <w:r>
+        <w:t>Trockenbasis: ISO 27913 Tabelle A.2 bezieht die Mindestreinheit von 95 mol-% ausdrücklich auf die Trockenbasis. Wasser zählt damit nicht in die 100 mol-% hinein, und die Angabe 95,0 + 5,0 bleibt auch dann widerspruchsfrei, wenn die Spurenstoffe aus Kapitel 10 benannt werden.</w:t>
+      </w:r>
+    </w:p>
+    <w:p>
+      <w:pPr>
+        <w:pStyle w:val="BodyText"/>
+      </w:pPr>
+      <w:r>
+        <w:t>Einordnung des Worst Case: Das so gebildete Gemisch ist kein real angebotener CO₂-Strom, sondern die obere Einhüllende aller nach DIN EN 18397 zulässigen Ströme. Der Kavernenbetreiber kann den Emittenten nicht wählen und muss jeden spezifikationskonformen Strom annehmen. Jede geprüfte Netzspezifikation liegt innerhalb dieser Einhüllenden: DVGW C 260 fordert 98 mol-% CO₂ und nur 2 mol-% nicht kondensierbare Stoffe, CO₂ Highway Europe 96,2 mol-%, Porthos und Aramis deckeln die Summe bei 4 mol-%. Die Differenz ist die Sicherheitsreserve der Auslegung.</w:t>
+      </w:r>
+    </w:p>
+    <w:p>
+      <w:pPr>
+        <w:pStyle w:val="BodyText"/>
+      </w:pPr>
+      <w:r>
+        <w:t>Richtung der Konservativität: Die Einhüllende ist konservativ für die Phasengrenze, das Zweiphasengebiet und die Cricondenbar, also für die Größen, an denen die Pumpenauslegung hängt. Für die Verdichterarbeit kann ein schwereres Gemisch ungünstiger sein; das ist noch nicht gegengerechnet.</w:t>
+      </w:r>
+    </w:p>
+    <w:p>
+      <w:pPr>
         <w:pStyle w:val="Heading2"/>
       </w:pPr>
       <w:r>
@@ -8938,6 +9262,47 @@
               <w:rPr>
                 <w:rStyle w:val="VerbatimChar"/>
               </w:rPr>
+              <w:t>03_abgrenzung_spurenstoffe.py</w:t>
+            </w:r>
+          </w:p>
+        </w:tc>
+        <w:tc>
+          <w:tcPr/>
+          <w:p>
+            <w:pPr>
+              <w:pStyle w:val="Compact"/>
+            </w:pPr>
+            <w:r>
+              <w:rPr>
+                <w:rStyle w:val="VerbatimChar"/>
+              </w:rPr>
+              <w:t>Begleitstoffe_CO2/Stoffmodell</w:t>
+            </w:r>
+          </w:p>
+        </w:tc>
+        <w:tc>
+          <w:tcPr/>
+          <w:p>
+            <w:pPr>
+              <w:pStyle w:val="Compact"/>
+            </w:pPr>
+            <w:r>
+              <w:t>Abgrenzung der Spurenstoffe: Darstellbarkeit in CoolProp, Vergleich 6 gegen 9 Komponenten (Kapitel 10)</w:t>
+            </w:r>
+          </w:p>
+        </w:tc>
+      </w:tr>
+      <w:tr>
+        <w:tc>
+          <w:tcPr/>
+          <w:p>
+            <w:pPr>
+              <w:pStyle w:val="Compact"/>
+            </w:pPr>
+            <w:r>
+              <w:rPr>
+                <w:rStyle w:val="VerbatimChar"/>
+              </w:rPr>
               <w:t xml:space="preserve">einspeicherung_bausteine.py</w:t>
             </w:r>
           </w:p>
@@ -11784,14 +12149,1620 @@
         <w:pStyle w:val="Heading1"/>
       </w:pPr>
       <w:r>
-        <w:rPr>
-          <w:rStyle w:val="SectionNumber"/>
-        </w:rPr>
-        <w:t xml:space="preserve">10</w:t>
-      </w:r>
-      <w:r>
+        <w:t>10</w:t>
         <w:tab/>
-        <w:t xml:space="preserve">Grenzen des Modells</w:t>
+        <w:t>Spurenstoffe: Abgrenzung des Stoffmodells</w:t>
+      </w:r>
+    </w:p>
+    <w:p>
+      <w:pPr>
+        <w:pStyle w:val="BodyText"/>
+      </w:pPr>
+      <w:r>
+        <w:t>Das Stoffmodell führt CO₂ und fünf nicht kondensierbare Begleitstoffe. Ein spezifikationskonformer CO₂-Strom enthält darüber hinaus Stoffe im ppm-Bereich. Dieses Kapitel benennt sie, begründet ihre Nichtberücksichtigung mit drei Prüfungen statt mit einer Behauptung und ordnet ihre Wirkung zu. Die Prüfungen rechnet das Skript 03_abgrenzung_spurenstoffe.py.</w:t>
+      </w:r>
+    </w:p>
+    <w:p>
+      <w:pPr>
+        <w:pStyle w:val="Heading2"/>
+      </w:pPr>
+      <w:r>
+        <w:t>10.1</w:t>
+        <w:tab/>
+        <w:t>Vier Stoffgruppen</w:t>
+      </w:r>
+    </w:p>
+    <w:p>
+      <w:pPr>
+        <w:pStyle w:val="BodyText"/>
+      </w:pPr>
+      <w:r>
+        <w:t>Eine vollständige Beschreibung des Stroms umfasst vier Gruppen. Nur die erste geht in das Stoffmodell ein.</w:t>
+      </w:r>
+    </w:p>
+    <w:tbl>
+      <w:tblPr>
+        <w:tblW w:type="auto" w:w="0"/>
+        <w:tblLook w:firstColumn="1" w:firstRow="1" w:lastColumn="0" w:lastRow="0" w:noHBand="0" w:noVBand="1" w:val="04A0"/>
+      </w:tblPr>
+      <w:tblGrid>
+        <w:gridCol w:w="3024"/>
+        <w:gridCol w:w="3024"/>
+        <w:gridCol w:w="3024"/>
+      </w:tblGrid>
+      <w:tr>
+        <w:tc>
+          <w:tcPr>
+            <w:tcW w:type="dxa" w:w="2592"/>
+          </w:tcPr>
+          <w:p>
+            <w:r>
+              <w:t>Gruppe</w:t>
+            </w:r>
+          </w:p>
+        </w:tc>
+        <w:tc>
+          <w:tcPr>
+            <w:tcW w:type="dxa" w:w="4752"/>
+          </w:tcPr>
+          <w:p>
+            <w:r>
+              <w:t>Stoffe</w:t>
+            </w:r>
+          </w:p>
+        </w:tc>
+        <w:tc>
+          <w:tcPr>
+            <w:tcW w:type="dxa" w:w="1728"/>
+          </w:tcPr>
+          <w:p>
+            <w:r>
+              <w:t>im Modell</w:t>
+            </w:r>
+          </w:p>
+        </w:tc>
+      </w:tr>
+      <w:tr>
+        <w:tc>
+          <w:tcPr>
+            <w:tcW w:type="dxa" w:w="2592"/>
+          </w:tcPr>
+          <w:p>
+            <w:r>
+              <w:t>1 Nicht kondensierbare Gase</w:t>
+            </w:r>
+          </w:p>
+        </w:tc>
+        <w:tc>
+          <w:tcPr>
+            <w:tcW w:type="dxa" w:w="4752"/>
+          </w:tcPr>
+          <w:p>
+            <w:r>
+              <w:t>N₂, Ar, CH₄, O₂, H₂, CO</w:t>
+            </w:r>
+          </w:p>
+        </w:tc>
+        <w:tc>
+          <w:tcPr>
+            <w:tcW w:type="dxa" w:w="1728"/>
+          </w:tcPr>
+          <w:p>
+            <w:r>
+              <w:t>ja, außer O₂</w:t>
+            </w:r>
+          </w:p>
+        </w:tc>
+      </w:tr>
+      <w:tr>
+        <w:tc>
+          <w:tcPr>
+            <w:tcW w:type="dxa" w:w="2592"/>
+          </w:tcPr>
+          <w:p>
+            <w:r>
+              <w:t>2 Reaktive Spurenstoffe</w:t>
+            </w:r>
+          </w:p>
+        </w:tc>
+        <w:tc>
+          <w:tcPr>
+            <w:tcW w:type="dxa" w:w="4752"/>
+          </w:tcPr>
+          <w:p>
+            <w:r>
+              <w:t>H₂O, O₂, SOx, NOx, H₂S</w:t>
+            </w:r>
+          </w:p>
+        </w:tc>
+        <w:tc>
+          <w:tcPr>
+            <w:tcW w:type="dxa" w:w="1728"/>
+          </w:tcPr>
+          <w:p>
+            <w:r>
+              <w:t>nein</w:t>
+            </w:r>
+          </w:p>
+        </w:tc>
+      </w:tr>
+      <w:tr>
+        <w:tc>
+          <w:tcPr>
+            <w:tcW w:type="dxa" w:w="2592"/>
+          </w:tcPr>
+          <w:p>
+            <w:r>
+              <w:t>3 Organische Spurenstoffe</w:t>
+            </w:r>
+          </w:p>
+        </w:tc>
+        <w:tc>
+          <w:tcPr>
+            <w:tcW w:type="dxa" w:w="4752"/>
+          </w:tcPr>
+          <w:p>
+            <w:r>
+              <w:t>Amine, Glykole, Methanol, Ethanol, Aldehyde, Aliphaten, Aromaten, HCN</w:t>
+            </w:r>
+          </w:p>
+        </w:tc>
+        <w:tc>
+          <w:tcPr>
+            <w:tcW w:type="dxa" w:w="1728"/>
+          </w:tcPr>
+          <w:p>
+            <w:r>
+              <w:t>nein</w:t>
+            </w:r>
+          </w:p>
+        </w:tc>
+      </w:tr>
+      <w:tr>
+        <w:tc>
+          <w:tcPr>
+            <w:tcW w:type="dxa" w:w="2592"/>
+          </w:tcPr>
+          <w:p>
+            <w:r>
+              <w:t>4 Weitere Bestandteile</w:t>
+            </w:r>
+          </w:p>
+        </w:tc>
+        <w:tc>
+          <w:tcPr>
+            <w:tcW w:type="dxa" w:w="4752"/>
+          </w:tcPr>
+          <w:p>
+            <w:r>
+              <w:t>Feststoffpartikel, Quecksilber und andere toxische Metalle, Verdichterschmieröl</w:t>
+            </w:r>
+          </w:p>
+        </w:tc>
+        <w:tc>
+          <w:tcPr>
+            <w:tcW w:type="dxa" w:w="1728"/>
+          </w:tcPr>
+          <w:p>
+            <w:r>
+              <w:t>nein</w:t>
+            </w:r>
+          </w:p>
+        </w:tc>
+      </w:tr>
+    </w:tbl>
+    <w:p>
+      <w:pPr>
+        <w:pStyle w:val="BodyText"/>
+      </w:pPr>
+    </w:p>
+    <w:p>
+      <w:pPr>
+        <w:pStyle w:val="Heading2"/>
+      </w:pPr>
+      <w:r>
+        <w:t>10.2</w:t>
+        <w:tab/>
+        <w:t>Deklarierte Spurenstoffe</w:t>
+      </w:r>
+    </w:p>
+    <w:p>
+      <w:pPr>
+        <w:pStyle w:val="BodyText"/>
+      </w:pPr>
+      <w:r>
+        <w:t>Angesetzt wird jeweils der höchste Wert der Dokumente, die für eine deutsche Leitung in der dichten Phase bindend sein können. Ohne die Kohlenwasserstoffe summieren sich diese Stoffe auf rund 900 ppm-mol, also 0,09 mol-%.</w:t>
+      </w:r>
+    </w:p>
+    <w:tbl>
+      <w:tblPr>
+        <w:tblW w:type="auto" w:w="0"/>
+        <w:tblLook w:firstColumn="1" w:firstRow="1" w:lastColumn="0" w:lastRow="0" w:noHBand="0" w:noVBand="1" w:val="04A0"/>
+      </w:tblPr>
+      <w:tblGrid>
+        <w:gridCol w:w="3024"/>
+        <w:gridCol w:w="3024"/>
+        <w:gridCol w:w="3024"/>
+      </w:tblGrid>
+      <w:tr>
+        <w:tc>
+          <w:tcPr>
+            <w:tcW w:type="dxa" w:w="2160"/>
+          </w:tcPr>
+          <w:p>
+            <w:r>
+              <w:t>Stoff</w:t>
+            </w:r>
+          </w:p>
+        </w:tc>
+        <w:tc>
+          <w:tcPr>
+            <w:tcW w:type="dxa" w:w="3456"/>
+          </w:tcPr>
+          <w:p>
+            <w:r>
+              <w:t>angesetzt</w:t>
+            </w:r>
+          </w:p>
+        </w:tc>
+        <w:tc>
+          <w:tcPr>
+            <w:tcW w:type="dxa" w:w="3456"/>
+          </w:tcPr>
+          <w:p>
+            <w:r>
+              <w:t>Quelle</w:t>
+            </w:r>
+          </w:p>
+        </w:tc>
+      </w:tr>
+      <w:tr>
+        <w:tc>
+          <w:tcPr>
+            <w:tcW w:type="dxa" w:w="2160"/>
+          </w:tcPr>
+          <w:p>
+            <w:r>
+              <w:t>H₂O</w:t>
+            </w:r>
+          </w:p>
+        </w:tc>
+        <w:tc>
+          <w:tcPr>
+            <w:tcW w:type="dxa" w:w="3456"/>
+          </w:tcPr>
+          <w:p>
+            <w:r>
+              <w:t>100 ppm-mol</w:t>
+            </w:r>
+          </w:p>
+        </w:tc>
+        <w:tc>
+          <w:tcPr>
+            <w:tcW w:type="dxa" w:w="3456"/>
+          </w:tcPr>
+          <w:p>
+            <w:r>
+              <w:t>ISO 27913 Tab. A.2 [Q-040]</w:t>
+            </w:r>
+          </w:p>
+        </w:tc>
+      </w:tr>
+      <w:tr>
+        <w:tc>
+          <w:tcPr>
+            <w:tcW w:type="dxa" w:w="2160"/>
+          </w:tcPr>
+          <w:p>
+            <w:r>
+              <w:t>O₂</w:t>
+            </w:r>
+          </w:p>
+        </w:tc>
+        <w:tc>
+          <w:tcPr>
+            <w:tcW w:type="dxa" w:w="3456"/>
+          </w:tcPr>
+          <w:p>
+            <w:r>
+              <w:t>40 ppm-mol</w:t>
+            </w:r>
+          </w:p>
+        </w:tc>
+        <w:tc>
+          <w:tcPr>
+            <w:tcW w:type="dxa" w:w="3456"/>
+          </w:tcPr>
+          <w:p>
+            <w:r>
+              <w:t>DVGW C 260 Tab. 5 [Q-001]</w:t>
+            </w:r>
+          </w:p>
+        </w:tc>
+      </w:tr>
+      <w:tr>
+        <w:tc>
+          <w:tcPr>
+            <w:tcW w:type="dxa" w:w="2160"/>
+          </w:tcPr>
+          <w:p>
+            <w:r>
+              <w:t>NOx</w:t>
+            </w:r>
+          </w:p>
+        </w:tc>
+        <w:tc>
+          <w:tcPr>
+            <w:tcW w:type="dxa" w:w="3456"/>
+          </w:tcPr>
+          <w:p>
+            <w:r>
+              <w:t>10 ppm-mol</w:t>
+            </w:r>
+          </w:p>
+        </w:tc>
+        <w:tc>
+          <w:tcPr>
+            <w:tcW w:type="dxa" w:w="3456"/>
+          </w:tcPr>
+          <w:p>
+            <w:r>
+              <w:t>DVGW C 260 Tab. 5 [Q-001]</w:t>
+            </w:r>
+          </w:p>
+        </w:tc>
+      </w:tr>
+      <w:tr>
+        <w:tc>
+          <w:tcPr>
+            <w:tcW w:type="dxa" w:w="2160"/>
+          </w:tcPr>
+          <w:p>
+            <w:r>
+              <w:t>SOx</w:t>
+            </w:r>
+          </w:p>
+        </w:tc>
+        <w:tc>
+          <w:tcPr>
+            <w:tcW w:type="dxa" w:w="3456"/>
+          </w:tcPr>
+          <w:p>
+            <w:r>
+              <w:t>10 ppm-mol</w:t>
+            </w:r>
+          </w:p>
+        </w:tc>
+        <w:tc>
+          <w:tcPr>
+            <w:tcW w:type="dxa" w:w="3456"/>
+          </w:tcPr>
+          <w:p>
+            <w:r>
+              <w:t>ISO 27913 Tab. A.1 [Q-040]</w:t>
+            </w:r>
+          </w:p>
+        </w:tc>
+      </w:tr>
+      <w:tr>
+        <w:tc>
+          <w:tcPr>
+            <w:tcW w:type="dxa" w:w="2160"/>
+          </w:tcPr>
+          <w:p>
+            <w:r>
+              <w:t>H₂S</w:t>
+            </w:r>
+          </w:p>
+        </w:tc>
+        <w:tc>
+          <w:tcPr>
+            <w:tcW w:type="dxa" w:w="3456"/>
+          </w:tcPr>
+          <w:p>
+            <w:r>
+              <w:t>5 ppm-mol</w:t>
+            </w:r>
+          </w:p>
+        </w:tc>
+        <w:tc>
+          <w:tcPr>
+            <w:tcW w:type="dxa" w:w="3456"/>
+          </w:tcPr>
+          <w:p>
+            <w:r>
+              <w:t>DVGW C 260 Tab. 5 [Q-001]</w:t>
+            </w:r>
+          </w:p>
+        </w:tc>
+      </w:tr>
+      <w:tr>
+        <w:tc>
+          <w:tcPr>
+            <w:tcW w:type="dxa" w:w="2160"/>
+          </w:tcPr>
+          <w:p>
+            <w:r>
+              <w:t>Schwefel gesamt</w:t>
+            </w:r>
+          </w:p>
+        </w:tc>
+        <w:tc>
+          <w:tcPr>
+            <w:tcW w:type="dxa" w:w="3456"/>
+          </w:tcPr>
+          <w:p>
+            <w:r>
+              <w:t>50 ppm-mol</w:t>
+            </w:r>
+          </w:p>
+        </w:tc>
+        <w:tc>
+          <w:tcPr>
+            <w:tcW w:type="dxa" w:w="3456"/>
+          </w:tcPr>
+          <w:p>
+            <w:r>
+              <w:t>ISO 27913 Tab. A.2 [Q-040]</w:t>
+            </w:r>
+          </w:p>
+        </w:tc>
+      </w:tr>
+      <w:tr>
+        <w:tc>
+          <w:tcPr>
+            <w:tcW w:type="dxa" w:w="2160"/>
+          </w:tcPr>
+          <w:p>
+            <w:r>
+              <w:t>Aliphaten ab C3</w:t>
+            </w:r>
+          </w:p>
+        </w:tc>
+        <w:tc>
+          <w:tcPr>
+            <w:tcW w:type="dxa" w:w="3456"/>
+          </w:tcPr>
+          <w:p>
+            <w:r>
+              <w:t>Taupunktbedingung statt Zahl (Abschnitt 10.3)</w:t>
+            </w:r>
+          </w:p>
+        </w:tc>
+        <w:tc>
+          <w:tcPr>
+            <w:tcW w:type="dxa" w:w="3456"/>
+          </w:tcPr>
+          <w:p>
+            <w:r>
+              <w:t>ISO 27913 Tab. A.2 [Q-040]</w:t>
+            </w:r>
+          </w:p>
+        </w:tc>
+      </w:tr>
+      <w:tr>
+        <w:tc>
+          <w:tcPr>
+            <w:tcW w:type="dxa" w:w="2160"/>
+          </w:tcPr>
+          <w:p>
+            <w:r>
+              <w:t>Methanol</w:t>
+            </w:r>
+          </w:p>
+        </w:tc>
+        <w:tc>
+          <w:tcPr>
+            <w:tcW w:type="dxa" w:w="3456"/>
+          </w:tcPr>
+          <w:p>
+            <w:r>
+              <w:t>620 ppm-mol</w:t>
+            </w:r>
+          </w:p>
+        </w:tc>
+        <w:tc>
+          <w:tcPr>
+            <w:tcW w:type="dxa" w:w="3456"/>
+          </w:tcPr>
+          <w:p>
+            <w:r>
+              <w:t>Porthos [Q-096]</w:t>
+            </w:r>
+          </w:p>
+        </w:tc>
+      </w:tr>
+      <w:tr>
+        <w:tc>
+          <w:tcPr>
+            <w:tcW w:type="dxa" w:w="2160"/>
+          </w:tcPr>
+          <w:p>
+            <w:r>
+              <w:t>BTEX</w:t>
+            </w:r>
+          </w:p>
+        </w:tc>
+        <w:tc>
+          <w:tcPr>
+            <w:tcW w:type="dxa" w:w="3456"/>
+          </w:tcPr>
+          <w:p>
+            <w:r>
+              <w:t>15 ppm-mol</w:t>
+            </w:r>
+          </w:p>
+        </w:tc>
+        <w:tc>
+          <w:tcPr>
+            <w:tcW w:type="dxa" w:w="3456"/>
+          </w:tcPr>
+          <w:p>
+            <w:r>
+              <w:t>ISO 27913 Tab. A.1 [Q-040]</w:t>
+            </w:r>
+          </w:p>
+        </w:tc>
+      </w:tr>
+      <w:tr>
+        <w:tc>
+          <w:tcPr>
+            <w:tcW w:type="dxa" w:w="2160"/>
+          </w:tcPr>
+          <w:p>
+            <w:r>
+              <w:t>Amine</w:t>
+            </w:r>
+          </w:p>
+        </w:tc>
+        <w:tc>
+          <w:tcPr>
+            <w:tcW w:type="dxa" w:w="3456"/>
+          </w:tcPr>
+          <w:p>
+            <w:r>
+              <w:t>1 ppm (gewichtsbezogen)</w:t>
+            </w:r>
+          </w:p>
+        </w:tc>
+        <w:tc>
+          <w:tcPr>
+            <w:tcW w:type="dxa" w:w="3456"/>
+          </w:tcPr>
+          <w:p>
+            <w:r>
+              <w:t>ISO 27913 Tab. A.2 [Q-040]</w:t>
+            </w:r>
+          </w:p>
+        </w:tc>
+      </w:tr>
+      <w:tr>
+        <w:tc>
+          <w:tcPr>
+            <w:tcW w:type="dxa" w:w="2160"/>
+          </w:tcPr>
+          <w:p>
+            <w:r>
+              <w:t>Glykole</w:t>
+            </w:r>
+          </w:p>
+        </w:tc>
+        <w:tc>
+          <w:tcPr>
+            <w:tcW w:type="dxa" w:w="3456"/>
+          </w:tcPr>
+          <w:p>
+            <w:r>
+              <w:t>50 ppm-mol, nicht flüssig</w:t>
+            </w:r>
+          </w:p>
+        </w:tc>
+        <w:tc>
+          <w:tcPr>
+            <w:tcW w:type="dxa" w:w="3456"/>
+          </w:tcPr>
+          <w:p>
+            <w:r>
+              <w:t>ISO 27913 Tab. A.2 [Q-040]</w:t>
+            </w:r>
+          </w:p>
+        </w:tc>
+      </w:tr>
+      <w:tr>
+        <w:tc>
+          <w:tcPr>
+            <w:tcW w:type="dxa" w:w="2160"/>
+          </w:tcPr>
+          <w:p>
+            <w:r>
+              <w:t>Feststoffe</w:t>
+            </w:r>
+          </w:p>
+        </w:tc>
+        <w:tc>
+          <w:tcPr>
+            <w:tcW w:type="dxa" w:w="3456"/>
+          </w:tcPr>
+          <w:p>
+            <w:r>
+              <w:t>1 ppm (gewichtsbezogen), Korngröße bis 1 µm</w:t>
+            </w:r>
+          </w:p>
+        </w:tc>
+        <w:tc>
+          <w:tcPr>
+            <w:tcW w:type="dxa" w:w="3456"/>
+          </w:tcPr>
+          <w:p>
+            <w:r>
+              <w:t>ISO 27913 Tab. A.2 [Q-040]</w:t>
+            </w:r>
+          </w:p>
+        </w:tc>
+      </w:tr>
+      <w:tr>
+        <w:tc>
+          <w:tcPr>
+            <w:tcW w:type="dxa" w:w="2160"/>
+          </w:tcPr>
+          <w:p>
+            <w:r>
+              <w:t>Quecksilber</w:t>
+            </w:r>
+          </w:p>
+        </w:tc>
+        <w:tc>
+          <w:tcPr>
+            <w:tcW w:type="dxa" w:w="3456"/>
+          </w:tcPr>
+          <w:p>
+            <w:r>
+              <w:t>5 ng/l</w:t>
+            </w:r>
+          </w:p>
+        </w:tc>
+        <w:tc>
+          <w:tcPr>
+            <w:tcW w:type="dxa" w:w="3456"/>
+          </w:tcPr>
+          <w:p>
+            <w:r>
+              <w:t>ISO 27913 Tab. A.2 [Q-040]</w:t>
+            </w:r>
+          </w:p>
+        </w:tc>
+      </w:tr>
+      <w:tr>
+        <w:tc>
+          <w:tcPr>
+            <w:tcW w:type="dxa" w:w="2160"/>
+          </w:tcPr>
+          <w:p>
+            <w:r>
+              <w:t>Verdichterschmieröl</w:t>
+            </w:r>
+          </w:p>
+        </w:tc>
+        <w:tc>
+          <w:tcPr>
+            <w:tcW w:type="dxa" w:w="3456"/>
+          </w:tcPr>
+          <w:p>
+            <w:r>
+              <w:t>50 ppmw</w:t>
+            </w:r>
+          </w:p>
+        </w:tc>
+        <w:tc>
+          <w:tcPr>
+            <w:tcW w:type="dxa" w:w="3456"/>
+          </w:tcPr>
+          <w:p>
+            <w:r>
+              <w:t>ISO 27913 Tab. A.2 [Q-040]</w:t>
+            </w:r>
+          </w:p>
+        </w:tc>
+      </w:tr>
+    </w:tbl>
+    <w:p>
+      <w:pPr>
+        <w:pStyle w:val="BodyText"/>
+      </w:pPr>
+    </w:p>
+    <w:p>
+      <w:pPr>
+        <w:pStyle w:val="BodyText"/>
+      </w:pPr>
+      <w:r>
+        <w:t>Offen: Der H₂S-Wert in ISO 27913 Tabelle A.2 ist noch am PDF zu prüfen. Die Textextraktion liest 55 ppm-mol, was über dem dort ebenfalls genannten Gesamtschwefel von 50 ppm-mol liegt. Bindend ist in jedem Fall der Gesamtschwefelwert.</w:t>
+      </w:r>
+    </w:p>
+    <w:p>
+      <w:pPr>
+        <w:pStyle w:val="Heading2"/>
+      </w:pPr>
+      <w:r>
+        <w:t>10.3</w:t>
+        <w:tab/>
+        <w:t>Warum die Spurenstoffe nicht gerechnet werden</w:t>
+      </w:r>
+    </w:p>
+    <w:p>
+      <w:pPr>
+        <w:pStyle w:val="BodyText"/>
+      </w:pPr>
+      <w:r>
+        <w:t>Erste Prüfung: Ein vollständiges Gemisch ist in CoolProp nicht baubar. Für zwanzig Stoffe wurde geprüft, ob der Reinstoff in der HEOS-Datenbank existiert und ob das Binärpaar mit CO₂ hinterlegt ist. Zehn sind rechenbar, zehn nicht.</w:t>
+      </w:r>
+    </w:p>
+    <w:tbl>
+      <w:tblPr>
+        <w:tblW w:type="auto" w:w="0"/>
+        <w:tblLook w:firstColumn="1" w:firstRow="1" w:lastColumn="0" w:lastRow="0" w:noHBand="0" w:noVBand="1" w:val="04A0"/>
+      </w:tblPr>
+      <w:tblGrid>
+        <w:gridCol w:w="4536"/>
+        <w:gridCol w:w="4536"/>
+      </w:tblGrid>
+      <w:tr>
+        <w:tc>
+          <w:tcPr>
+            <w:tcW w:type="dxa" w:w="5184"/>
+          </w:tcPr>
+          <w:p>
+            <w:r>
+              <w:t>Stoffe</w:t>
+            </w:r>
+          </w:p>
+        </w:tc>
+        <w:tc>
+          <w:tcPr>
+            <w:tcW w:type="dxa" w:w="3888"/>
+          </w:tcPr>
+          <w:p>
+            <w:r>
+              <w:t>mit CO₂ rechenbar</w:t>
+            </w:r>
+          </w:p>
+        </w:tc>
+      </w:tr>
+      <w:tr>
+        <w:tc>
+          <w:tcPr>
+            <w:tcW w:type="dxa" w:w="5184"/>
+          </w:tcPr>
+          <w:p>
+            <w:r>
+              <w:t>H₂O, O₂, H₂S, SO₂, COS</w:t>
+            </w:r>
+          </w:p>
+        </w:tc>
+        <w:tc>
+          <w:tcPr>
+            <w:tcW w:type="dxa" w:w="3888"/>
+          </w:tcPr>
+          <w:p>
+            <w:r>
+              <w:t>ja</w:t>
+            </w:r>
+          </w:p>
+        </w:tc>
+      </w:tr>
+      <w:tr>
+        <w:tc>
+          <w:tcPr>
+            <w:tcW w:type="dxa" w:w="5184"/>
+          </w:tcPr>
+          <w:p>
+            <w:r>
+              <w:t>n-Butan, n-Octan, n-Decan, Benzol, Toluol</w:t>
+            </w:r>
+          </w:p>
+        </w:tc>
+        <w:tc>
+          <w:tcPr>
+            <w:tcW w:type="dxa" w:w="3888"/>
+          </w:tcPr>
+          <w:p>
+            <w:r>
+              <w:t>ja</w:t>
+            </w:r>
+          </w:p>
+        </w:tc>
+      </w:tr>
+      <w:tr>
+        <w:tc>
+          <w:tcPr>
+            <w:tcW w:type="dxa" w:w="5184"/>
+          </w:tcPr>
+          <w:p>
+            <w:r>
+              <w:t>NOx, NH₃, Methanol, Ethanol</w:t>
+            </w:r>
+          </w:p>
+        </w:tc>
+        <w:tc>
+          <w:tcPr>
+            <w:tcW w:type="dxa" w:w="3888"/>
+          </w:tcPr>
+          <w:p>
+            <w:r>
+              <w:t>nein, kein Binärpaar mit CO₂ hinterlegt</w:t>
+            </w:r>
+          </w:p>
+        </w:tc>
+      </w:tr>
+      <w:tr>
+        <w:tc>
+          <w:tcPr>
+            <w:tcW w:type="dxa" w:w="5184"/>
+          </w:tcPr>
+          <w:p>
+            <w:r>
+              <w:t>Amine (MEA, MDEA), Glykole (MEG, TEG), HCN, Quecksilber</w:t>
+            </w:r>
+          </w:p>
+        </w:tc>
+        <w:tc>
+          <w:tcPr>
+            <w:tcW w:type="dxa" w:w="3888"/>
+          </w:tcPr>
+          <w:p>
+            <w:r>
+              <w:t>nein, kein Reinstoff in HEOS</w:t>
+            </w:r>
+          </w:p>
+        </w:tc>
+      </w:tr>
+    </w:tbl>
+    <w:p>
+      <w:pPr>
+        <w:pStyle w:val="BodyText"/>
+      </w:pPr>
+    </w:p>
+    <w:p>
+      <w:pPr>
+        <w:pStyle w:val="BodyText"/>
+      </w:pPr>
+      <w:r>
+        <w:t>Ein Modell mit Spurenstoffen könnte also nur die Hälfte abbilden. Eine solche Teilauswahl wäre methodisch schwerer zu begründen als eine klar abgegrenzte Betrachtung, weil die Frage entstünde, warum gerade diese Stoffe. Hinzu kommt: rechenbar heißt nicht angepasst. Fehlt eine Departure-Funktion, rechnet CoolProp mit der geschätzten Mischungsregel (Abschnitt 5.4).</w:t>
+      </w:r>
+    </w:p>
+    <w:p>
+      <w:pPr>
+        <w:pStyle w:val="BodyText"/>
+      </w:pPr>
+      <w:r>
+        <w:t>Zweite Prüfung: Die reaktiven Spurenstoffe sind thermodynamisch vernachlässigbar. Das Worst-Case-Gemisch wurde gegen dasselbe Gemisch plus H₂O 30, O₂ 40 und H₂S 5 ppm-mol nach DVGW C 260 Tabelle 5 gerechnet, verglichen über Blasen- und Taudruck zwischen −50 und +15 °C. Der Bereich ist physikalisch begrenzt: Nach unten durch den Tripelpunkt von reinem CO₂ (−56,6 °C), unterhalb dessen die Zustandsgleichung keine feste Phase kennt. Nach oben durch den Cricondentherm des Gemischs (28,1 °C), oberhalb dessen es überhaupt keine Phasengrenze mehr gibt; schon ab etwa 10 K unter dem kritischen Punkt konvergiert der QT-Flash unzuverlässig (Abschnitt 6.2). Die Prozesskette läuft zwar bis 95 °C, dort ist ein Vergleich von Blasen- und Taudruck aber nicht ungenau, sondern undefiniert.</w:t>
+      </w:r>
+    </w:p>
+    <w:p>
+      <w:pPr>
+        <w:pStyle w:val="BodyText"/>
+      </w:pPr>
+      <w:r>
+        <w:t>Die obere Grenze gilt für beide Gemische gleich: Der QT-Flash liefert für sechs und für neun Komponenten bis 18 °C Ergebnisse und versagt ab 20 °C bei beiden. Sie ist also keine Eigenschaft des Neunkomponentenmodells und kein Argument für die Wahl des Sechskomponentenmodells. Die Abweichung zwischen beiden nimmt mit steigender Temperatur stetig ab, von 0,025 bar bei −50 °C auf 0,012 bar bei 18 °C. Zwischen 18 °C und dem Cricondentherm ist der Vergleich mit dieser Methode nicht möglich; ein Anstieg ist nach dem Verlauf nicht zu erwarten.</w:t>
+      </w:r>
+    </w:p>
+    <w:tbl>
+      <w:tblPr>
+        <w:tblW w:type="auto" w:w="0"/>
+        <w:tblLook w:firstColumn="1" w:firstRow="1" w:lastColumn="0" w:lastRow="0" w:noHBand="0" w:noVBand="1" w:val="04A0"/>
+      </w:tblPr>
+      <w:tblGrid>
+        <w:gridCol w:w="4536"/>
+        <w:gridCol w:w="4536"/>
+      </w:tblGrid>
+      <w:tr>
+        <w:tc>
+          <w:tcPr>
+            <w:tcW w:type="dxa" w:w="5904"/>
+          </w:tcPr>
+          <w:p>
+            <w:r>
+              <w:t>Größe</w:t>
+            </w:r>
+          </w:p>
+        </w:tc>
+        <w:tc>
+          <w:tcPr>
+            <w:tcW w:type="dxa" w:w="3168"/>
+          </w:tcPr>
+          <w:p>
+            <w:r>
+              <w:t>Wert</w:t>
+            </w:r>
+          </w:p>
+        </w:tc>
+      </w:tr>
+      <w:tr>
+        <w:tc>
+          <w:tcPr>
+            <w:tcW w:type="dxa" w:w="5904"/>
+          </w:tcPr>
+          <w:p>
+            <w:r>
+              <w:t>Größte Abweichung des Blasen- oder Taudrucks</w:t>
+            </w:r>
+          </w:p>
+        </w:tc>
+        <w:tc>
+          <w:tcPr>
+            <w:tcW w:type="dxa" w:w="3168"/>
+          </w:tcPr>
+          <w:p>
+            <w:r>
+              <w:t>0,0254 bar</w:t>
+            </w:r>
+          </w:p>
+        </w:tc>
+      </w:tr>
+      <w:tr>
+        <w:tc>
+          <w:tcPr>
+            <w:tcW w:type="dxa" w:w="5904"/>
+          </w:tcPr>
+          <w:p>
+            <w:r>
+              <w:t>Modellunsicherheit der Phasengrenze (Kapitel 9)</w:t>
+            </w:r>
+          </w:p>
+        </w:tc>
+        <w:tc>
+          <w:tcPr>
+            <w:tcW w:type="dxa" w:w="3168"/>
+          </w:tcPr>
+          <w:p>
+            <w:r>
+              <w:t>± 3 bar</w:t>
+            </w:r>
+          </w:p>
+        </w:tc>
+      </w:tr>
+      <w:tr>
+        <w:tc>
+          <w:tcPr>
+            <w:tcW w:type="dxa" w:w="5904"/>
+          </w:tcPr>
+          <w:p>
+            <w:r>
+              <w:t>Verhältnis</w:t>
+            </w:r>
+          </w:p>
+        </w:tc>
+        <w:tc>
+          <w:tcPr>
+            <w:tcW w:type="dxa" w:w="3168"/>
+          </w:tcPr>
+          <w:p>
+            <w:r>
+              <w:t>Faktor 118</w:t>
+            </w:r>
+          </w:p>
+        </w:tc>
+      </w:tr>
+      <w:tr>
+        <w:tc>
+          <w:tcPr>
+            <w:tcW w:type="dxa" w:w="5904"/>
+          </w:tcPr>
+          <w:p>
+            <w:r>
+              <w:t>Änderung der molaren Masse</w:t>
+            </w:r>
+          </w:p>
+        </w:tc>
+        <w:tc>
+          <w:tcPr>
+            <w:tcW w:type="dxa" w:w="3168"/>
+          </w:tcPr>
+          <w:p>
+            <w:r>
+              <w:t>−0,00124 g/mol</w:t>
+            </w:r>
+          </w:p>
+        </w:tc>
+      </w:tr>
+    </w:tbl>
+    <w:p>
+      <w:pPr>
+        <w:pStyle w:val="BodyText"/>
+      </w:pPr>
+    </w:p>
+    <w:p>
+      <w:pPr>
+        <w:pStyle w:val="BodyText"/>
+      </w:pPr>
+      <w:r>
+        <w:t>Die Abweichung liegt rund zwei Größenordnungen unter der Unsicherheit des Stoffmodells selbst. Die Vernachlässigung ist damit belegt und nicht angenommen.</w:t>
+      </w:r>
+    </w:p>
+    <w:p>
+      <w:pPr>
+        <w:pStyle w:val="BodyText"/>
+      </w:pPr>
+      <w:r>
+        <w:t>Dritte Prüfung: Die Aussage gilt nicht pauschal. Dieselbe Konzentration wirkt bei Kohlenwasserstoffen je nach Kettenlänge völlig verschieden. Taupunkt bei 30 bar:</w:t>
+      </w:r>
+    </w:p>
+    <w:tbl>
+      <w:tblPr>
+        <w:tblW w:type="auto" w:w="0"/>
+        <w:tblLook w:firstColumn="1" w:firstRow="1" w:lastColumn="0" w:lastRow="0" w:noHBand="0" w:noVBand="1" w:val="04A0"/>
+      </w:tblPr>
+      <w:tblGrid>
+        <w:gridCol w:w="3024"/>
+        <w:gridCol w:w="3024"/>
+        <w:gridCol w:w="3024"/>
+      </w:tblGrid>
+      <w:tr>
+        <w:tc>
+          <w:tcPr>
+            <w:tcW w:type="dxa" w:w="4032"/>
+          </w:tcPr>
+          <w:p>
+            <w:r>
+              <w:t>Zusatz</w:t>
+            </w:r>
+          </w:p>
+        </w:tc>
+        <w:tc>
+          <w:tcPr>
+            <w:tcW w:type="dxa" w:w="2592"/>
+          </w:tcPr>
+          <w:p>
+            <w:r>
+              <w:t>Taupunkt</w:t>
+            </w:r>
+          </w:p>
+        </w:tc>
+        <w:tc>
+          <w:tcPr>
+            <w:tcW w:type="dxa" w:w="2448"/>
+          </w:tcPr>
+          <w:p>
+            <w:r>
+              <w:t>Verschiebung</w:t>
+            </w:r>
+          </w:p>
+        </w:tc>
+      </w:tr>
+      <w:tr>
+        <w:tc>
+          <w:tcPr>
+            <w:tcW w:type="dxa" w:w="4032"/>
+          </w:tcPr>
+          <w:p>
+            <w:r>
+              <w:t>ohne Kohlenwasserstoff</w:t>
+            </w:r>
+          </w:p>
+        </w:tc>
+        <w:tc>
+          <w:tcPr>
+            <w:tcW w:type="dxa" w:w="2592"/>
+          </w:tcPr>
+          <w:p>
+            <w:r>
+              <w:t>−8,1 °C</w:t>
+            </w:r>
+          </w:p>
+        </w:tc>
+        <w:tc>
+          <w:tcPr>
+            <w:tcW w:type="dxa" w:w="2448"/>
+          </w:tcPr>
+          <w:p>
+            <w:r>
+              <w:t>–</w:t>
+            </w:r>
+          </w:p>
+        </w:tc>
+      </w:tr>
+      <w:tr>
+        <w:tc>
+          <w:tcPr>
+            <w:tcW w:type="dxa" w:w="4032"/>
+          </w:tcPr>
+          <w:p>
+            <w:r>
+              <w:t>n-Butan (C4), 1200 ppm-mol</w:t>
+            </w:r>
+          </w:p>
+        </w:tc>
+        <w:tc>
+          <w:tcPr>
+            <w:tcW w:type="dxa" w:w="2592"/>
+          </w:tcPr>
+          <w:p>
+            <w:r>
+              <w:t>−7,8 °C</w:t>
+            </w:r>
+          </w:p>
+        </w:tc>
+        <w:tc>
+          <w:tcPr>
+            <w:tcW w:type="dxa" w:w="2448"/>
+          </w:tcPr>
+          <w:p>
+            <w:r>
+              <w:t>+0,3 K</w:t>
+            </w:r>
+          </w:p>
+        </w:tc>
+      </w:tr>
+      <w:tr>
+        <w:tc>
+          <w:tcPr>
+            <w:tcW w:type="dxa" w:w="4032"/>
+          </w:tcPr>
+          <w:p>
+            <w:r>
+              <w:t>n-Decan (C10), 1200 ppm-mol</w:t>
+            </w:r>
+          </w:p>
+        </w:tc>
+        <w:tc>
+          <w:tcPr>
+            <w:tcW w:type="dxa" w:w="2592"/>
+          </w:tcPr>
+          <w:p>
+            <w:r>
+              <w:t>+60,3 °C</w:t>
+            </w:r>
+          </w:p>
+        </w:tc>
+        <w:tc>
+          <w:tcPr>
+            <w:tcW w:type="dxa" w:w="2448"/>
+          </w:tcPr>
+          <w:p>
+            <w:r>
+              <w:t>+68,4 K</w:t>
+            </w:r>
+          </w:p>
+        </w:tc>
+      </w:tr>
+      <w:tr>
+        <w:tc>
+          <w:tcPr>
+            <w:tcW w:type="dxa" w:w="4032"/>
+          </w:tcPr>
+          <w:p>
+            <w:r>
+              <w:t>n-Butan (C4), 1 mol-%</w:t>
+            </w:r>
+          </w:p>
+        </w:tc>
+        <w:tc>
+          <w:tcPr>
+            <w:tcW w:type="dxa" w:w="2592"/>
+          </w:tcPr>
+          <w:p>
+            <w:r>
+              <w:t>−5,8 °C</w:t>
+            </w:r>
+          </w:p>
+        </w:tc>
+        <w:tc>
+          <w:tcPr>
+            <w:tcW w:type="dxa" w:w="2448"/>
+          </w:tcPr>
+          <w:p>
+            <w:r>
+              <w:t>+2,3 K</w:t>
+            </w:r>
+          </w:p>
+        </w:tc>
+      </w:tr>
+      <w:tr>
+        <w:tc>
+          <w:tcPr>
+            <w:tcW w:type="dxa" w:w="4032"/>
+          </w:tcPr>
+          <w:p>
+            <w:r>
+              <w:t>n-Decan (C10), 1 mol-%</w:t>
+            </w:r>
+          </w:p>
+        </w:tc>
+        <w:tc>
+          <w:tcPr>
+            <w:tcW w:type="dxa" w:w="2592"/>
+          </w:tcPr>
+          <w:p>
+            <w:r>
+              <w:t>+116,1 °C</w:t>
+            </w:r>
+          </w:p>
+        </w:tc>
+        <w:tc>
+          <w:tcPr>
+            <w:tcW w:type="dxa" w:w="2448"/>
+          </w:tcPr>
+          <w:p>
+            <w:r>
+              <w:t>+124,1 K</w:t>
+            </w:r>
+          </w:p>
+        </w:tc>
+      </w:tr>
+    </w:tbl>
+    <w:p>
+      <w:pPr>
+        <w:pStyle w:val="BodyText"/>
+      </w:pPr>
+    </w:p>
+    <w:p>
+      <w:pPr>
+        <w:pStyle w:val="BodyText"/>
+      </w:pPr>
+      <w:r>
+        <w:t>Genau deshalb begrenzt ISO 27913 Tabelle A.2 die Aliphaten ab C3 nicht über eine ppm-Zahl, sondern über eine Bedingung: Der Kohlenwasserstoff-Taupunkt muss unter −20 °C liegen. Fußnote d zu Tabelle A.1 formuliert dasselbe, schwere Kohlenwasserstoffe ab C3 dürfen den Taupunkt nicht unter den von reinem CO₂ verschieben. Die Netzspezifikationen bilden dieselbe Physik ab, indem sie das schwere Ende härter begrenzen als das leichte: Porthos erlaubt Aliphaten C2 bis C10 mit 1200 ppm, Aromaten C6 bis C10 aber nur mit 0,1 ppm; CO₂ Highway Europe trennt C2 bis C8 mit 350 ppm von C9 bis C10 mit 30 ppm.</w:t>
+      </w:r>
+    </w:p>
+    <w:p>
+      <w:pPr>
+        <w:pStyle w:val="CaptionedFigure"/>
+      </w:pPr>
+      <w:r>
+        <w:drawing>
+          <wp:inline>
+            <wp:extent cx="4754880" cy="3209544"/>
+            <wp:docPr id="41" name="Picture 41"/>
+            <wp:cNvGraphicFramePr>
+              <a:graphicFrameLocks noChangeAspect="1"/>
+            </wp:cNvGraphicFramePr>
+            <a:graphic>
+              <a:graphicData uri="http://schemas.openxmlformats.org/drawingml/2006/picture">
+                <pic:pic>
+                  <pic:nvPicPr>
+                    <pic:cNvPr id="0" name="abb_abgrenzung_spurenstoffe.png"/>
+                    <pic:cNvPicPr/>
+                  </pic:nvPicPr>
+                  <pic:blipFill>
+                    <a:blip r:embed="rId11"/>
+                    <a:stretch>
+                      <a:fillRect/>
+                    </a:stretch>
+                  </pic:blipFill>
+                  <pic:spPr>
+                    <a:xfrm>
+                      <a:off x="0" y="0"/>
+                      <a:ext cx="4754880" cy="3209544"/>
+                    </a:xfrm>
+                    <a:prstGeom prst="rect"/>
+                  </pic:spPr>
+                </pic:pic>
+              </a:graphicData>
+            </a:graphic>
+          </wp:inline>
+        </w:drawing>
+      </w:r>
+    </w:p>
+    <w:p>
+      <w:pPr>
+        <w:pStyle w:val="ImageCaption"/>
+      </w:pPr>
+      <w:r>
+        <w:t>Abbildung 3: Zweiphasengebiet des Worst-Case-Gemischs mit sechs und mit neun Komponenten (Skript 03_abgrenzung_spurenstoffe.py), Achsen wie Abbildung 1. Die beiden Kurvenzüge liegen übereinander; die größte Abweichung beträgt 0,025 bar gegenüber ± 3 bar Modellunsicherheit. Oberhalb des Cricondentherms von 28,1 °C besteht keine Phasengrenze mehr, dort endet der Vergleich.</w:t>
+      </w:r>
+    </w:p>
+    <w:p>
+      <w:pPr>
+        <w:pStyle w:val="Heading2"/>
+      </w:pPr>
+      <w:r>
+        <w:t>10.4</w:t>
+        <w:tab/>
+        <w:t>Wie die nicht gerechneten Stoffe beherrscht werden</w:t>
+      </w:r>
+    </w:p>
+    <w:p>
+      <w:pPr>
+        <w:pStyle w:val="BodyText"/>
+      </w:pPr>
+      <w:r>
+        <w:t>DIN EN 18397 gibt unterhalb von Tabelle 3 selbst das Verfahren vor: Für Begleitstoffe, deren Vorhandensein zu erwarten ist, die aber nicht ausdrücklich definiert sind, sind ein Mindestgrenzwert, ab dem eine Überwachung erforderlich ist, und ein nicht zu überschreitender Höchstgrenzwert festzulegen. Diese Werte sind von allen Parteien der Wertschöpfungskette nach einer Risikobewertung zu vereinbaren, die auch Methode und Häufigkeit der Überwachung behandelt. Für die Analytik verweist die Norm auf prEN 18329. Das hier gewählte Vorgehen, die Stoffe zu deklarieren und ihre Beherrschung anlagenseitig zuzuordnen, entspricht damit dem normativ vorgesehenen Weg.</w:t>
+      </w:r>
+    </w:p>
+    <w:tbl>
+      <w:tblPr>
+        <w:tblW w:type="auto" w:w="0"/>
+        <w:tblLook w:firstColumn="1" w:firstRow="1" w:lastColumn="0" w:lastRow="0" w:noHBand="0" w:noVBand="1" w:val="04A0"/>
+      </w:tblPr>
+      <w:tblGrid>
+        <w:gridCol w:w="3024"/>
+        <w:gridCol w:w="3024"/>
+        <w:gridCol w:w="3024"/>
+      </w:tblGrid>
+      <w:tr>
+        <w:tc>
+          <w:tcPr>
+            <w:tcW w:type="dxa" w:w="2160"/>
+          </w:tcPr>
+          <w:p>
+            <w:r>
+              <w:t>Stoffgruppe</w:t>
+            </w:r>
+          </w:p>
+        </w:tc>
+        <w:tc>
+          <w:tcPr>
+            <w:tcW w:type="dxa" w:w="3744"/>
+          </w:tcPr>
+          <w:p>
+            <w:r>
+              <w:t>Wirkung</w:t>
+            </w:r>
+          </w:p>
+        </w:tc>
+        <w:tc>
+          <w:tcPr>
+            <w:tcW w:type="dxa" w:w="3168"/>
+          </w:tcPr>
+          <w:p>
+            <w:r>
+              <w:t>Beherrschung</w:t>
+            </w:r>
+          </w:p>
+        </w:tc>
+      </w:tr>
+      <w:tr>
+        <w:tc>
+          <w:tcPr>
+            <w:tcW w:type="dxa" w:w="2160"/>
+          </w:tcPr>
+          <w:p>
+            <w:r>
+              <w:t>NOx, SOx</w:t>
+            </w:r>
+          </w:p>
+        </w:tc>
+        <w:tc>
+          <w:tcPr>
+            <w:tcW w:type="dxa" w:w="3744"/>
+          </w:tcPr>
+          <w:p>
+            <w:r>
+              <w:t>bilden mit Wasser Salpeter- und Schwefelsäure, Säureabscheidung, Korrosion unlegierten Stahls, Angriff der Deckschicht des Speichers</w:t>
+            </w:r>
+          </w:p>
+        </w:tc>
+        <w:tc>
+          <w:tcPr>
+            <w:tcW w:type="dxa" w:w="3168"/>
+          </w:tcPr>
+          <w:p>
+            <w:r>
+              <w:t>Werkstoffwahl, gemeinsame statt einzelner Grenzwertbetrachtung (DIN EN 18397 Anhang B.2)</w:t>
+            </w:r>
+          </w:p>
+        </w:tc>
+      </w:tr>
+      <w:tr>
+        <w:tc>
+          <w:tcPr>
+            <w:tcW w:type="dxa" w:w="2160"/>
+          </w:tcPr>
+          <w:p>
+            <w:r>
+              <w:t>NH₃</w:t>
+            </w:r>
+          </w:p>
+        </w:tc>
+        <w:tc>
+          <w:tcPr>
+            <w:tcW w:type="dxa" w:w="3744"/>
+          </w:tcPr>
+          <w:p>
+            <w:r>
+              <w:t>reagiert mit CO₂ zu festem Ammoniumcarbamat und weiteren Ammoniumsalzen</w:t>
+            </w:r>
+          </w:p>
+        </w:tc>
+        <w:tc>
+          <w:tcPr>
+            <w:tcW w:type="dxa" w:w="3168"/>
+          </w:tcPr>
+          <w:p>
+            <w:r>
+              <w:t>Ablagerungen in Ventilen und Messleitungen, Inspektion</w:t>
+            </w:r>
+          </w:p>
+        </w:tc>
+      </w:tr>
+      <w:tr>
+        <w:tc>
+          <w:tcPr>
+            <w:tcW w:type="dxa" w:w="2160"/>
+          </w:tcPr>
+          <w:p>
+            <w:r>
+              <w:t>Methanol, Ethanol</w:t>
+            </w:r>
+          </w:p>
+        </w:tc>
+        <w:tc>
+          <w:tcPr>
+            <w:tcW w:type="dxa" w:w="3744"/>
+          </w:tcPr>
+          <w:p>
+            <w:r>
+              <w:t>können eine flüssige korrosive Phase einbringen, verschieben den Wassertaupunkt</w:t>
+            </w:r>
+          </w:p>
+        </w:tc>
+        <w:tc>
+          <w:tcPr>
+            <w:tcW w:type="dxa" w:w="3168"/>
+          </w:tcPr>
+          <w:p>
+            <w:r>
+              <w:t>Taupunktüberwachung</w:t>
+            </w:r>
+          </w:p>
+        </w:tc>
+      </w:tr>
+      <w:tr>
+        <w:tc>
+          <w:tcPr>
+            <w:tcW w:type="dxa" w:w="2160"/>
+          </w:tcPr>
+          <w:p>
+            <w:r>
+              <w:t>Amine</w:t>
+            </w:r>
+          </w:p>
+        </w:tc>
+        <w:tc>
+          <w:tcPr>
+            <w:tcW w:type="dxa" w:w="3744"/>
+          </w:tcPr>
+          <w:p>
+            <w:r>
+              <w:t>können eine flüssige korrosive Phase einbringen, stammen aus der Aminwäsche, in Summe nicht nachweisbar</w:t>
+            </w:r>
+          </w:p>
+        </w:tc>
+        <w:tc>
+          <w:tcPr>
+            <w:tcW w:type="dxa" w:w="3168"/>
+          </w:tcPr>
+          <w:p>
+            <w:r>
+              <w:t>Vereinbarung mit dem Emittenten, Überwachung an der Quelle</w:t>
+            </w:r>
+          </w:p>
+        </w:tc>
+      </w:tr>
+      <w:tr>
+        <w:tc>
+          <w:tcPr>
+            <w:tcW w:type="dxa" w:w="2160"/>
+          </w:tcPr>
+          <w:p>
+            <w:r>
+              <w:t>Glykole</w:t>
+            </w:r>
+          </w:p>
+        </w:tc>
+        <w:tc>
+          <w:tcPr>
+            <w:tcW w:type="dxa" w:w="3744"/>
+          </w:tcPr>
+          <w:p>
+            <w:r>
+              <w:t>ermöglichen wässrige Korrosion, stabilisieren als Hydratinhibitor unerwartet wässrige Phasen</w:t>
+            </w:r>
+          </w:p>
+        </w:tc>
+        <w:tc>
+          <w:tcPr>
+            <w:tcW w:type="dxa" w:w="3168"/>
+          </w:tcPr>
+          <w:p>
+            <w:r>
+              <w:t>Bedingung statt Grenzwert: dürfen unter Leitungsbedingungen nicht flüssig sein</w:t>
+            </w:r>
+          </w:p>
+        </w:tc>
+      </w:tr>
+      <w:tr>
+        <w:tc>
+          <w:tcPr>
+            <w:tcW w:type="dxa" w:w="2160"/>
+          </w:tcPr>
+          <w:p>
+            <w:r>
+              <w:t>HCN, Quecksilber, toxische Metalle</w:t>
+            </w:r>
+          </w:p>
+        </w:tc>
+        <w:tc>
+          <w:tcPr>
+            <w:tcW w:type="dxa" w:w="3744"/>
+          </w:tcPr>
+          <w:p>
+            <w:r>
+              <w:t>Arbeitssicherheit; Quecksilber greift zusätzlich Aluminiumbauteile an</w:t>
+            </w:r>
+          </w:p>
+        </w:tc>
+        <w:tc>
+          <w:tcPr>
+            <w:tcW w:type="dxa" w:w="3168"/>
+          </w:tcPr>
+          <w:p>
+            <w:r>
+              <w:t>HSE, Werkstoffwahl</w:t>
+            </w:r>
+          </w:p>
+        </w:tc>
+      </w:tr>
+      <w:tr>
+        <w:tc>
+          <w:tcPr>
+            <w:tcW w:type="dxa" w:w="2160"/>
+          </w:tcPr>
+          <w:p>
+            <w:r>
+              <w:t>Feststoffe</w:t>
+            </w:r>
+          </w:p>
+        </w:tc>
+        <w:tc>
+          <w:tcPr>
+            <w:tcW w:type="dxa" w:w="3744"/>
+          </w:tcPr>
+          <w:p>
+            <w:r>
+              <w:t>verringern die Speicherpermeabilität, schädigen Verdichterbauteile</w:t>
+            </w:r>
+          </w:p>
+        </w:tc>
+        <w:tc>
+          <w:tcPr>
+            <w:tcW w:type="dxa" w:w="3168"/>
+          </w:tcPr>
+          <w:p>
+            <w:r>
+              <w:t>Filtration, Abscheidegrad 1 µm, Schritt 1 der Prozesskette</w:t>
+            </w:r>
+          </w:p>
+        </w:tc>
+      </w:tr>
+    </w:tbl>
+    <w:p>
+      <w:pPr>
+        <w:pStyle w:val="BodyText"/>
+      </w:pPr>
+    </w:p>
+    <w:p>
+      <w:pPr>
+        <w:pStyle w:val="BodyText"/>
+      </w:pPr>
+      <w:r>
+        <w:t>Zur Rolle der Filtration: Ein Filter entfernt Feststoffe und, als Koaleszenzfilter, flüssige Tröpfchen. Gelöste gasförmige Spurenstoffe entfernt er nicht; Methanol, Ethanol, NOx, NH₃ und HCN liegen im ppm-Bereich gasförmig vor und passieren unverändert. Bei Glykolen gilt dies besonders, weil ISO 27913 fordert, dass sie unter den Druck- und Temperaturbedingungen der Leitung nicht flüssig vorliegen; bei eingehaltener Spezifikation sind sie also gerade nicht abscheidbar. Der Filterschritt der Prozesskette ist deshalb ausschließlich für Gruppe 4 die wirksame Maßnahme.</w:t>
+      </w:r>
+    </w:p>
+    <w:p>
+      <w:pPr>
+        <w:pStyle w:val="BodyText"/>
+      </w:pPr>
+      <w:r>
+        <w:t>Zum Wasser: ISO 27913 Tabelle A.2 Fußnote b weist darauf hin, dass ab 100 ppm-mol bei einer Entspannung, etwa zu Wartungszwecken, Wasserabscheidung auftreten kann. Auf der Kavernenseite wird der Wassereintrag in 06_zusammensetzung_nach_kaverne.py über Sättigung gerechnet. Auf der Einspeicherseite ist die Einhaltung des Wassergrenzwerts an der Netzübergabe eine Annahme und kein Rechenergebnis.</w:t>
+      </w:r>
+    </w:p>
+    <w:p>
+      <w:pPr>
+        <w:pStyle w:val="Heading2"/>
+      </w:pPr>
+      <w:r>
+        <w:t>10.5</w:t>
+        <w:tab/>
+        <w:t>Folgen für die Reichweite der Ergebnisse</w:t>
       </w:r>
     </w:p>
     <w:p>
@@ -11803,14 +13774,7 @@
         </w:numPr>
       </w:pPr>
       <w:r>
-        <w:rPr>
-          <w:b/>
-          <w:bCs/>
-        </w:rPr>
-        <w:t xml:space="preserve">Kein Feststoff:</w:t>
-      </w:r>
-      <w:r>
-        <w:t xml:space="preserve"> Die Zustandsgleichungen beschreiben nur Gas und Flüssigkeit. Unterhalb von −56,6 °C (Trockeneis) werden keine Gemischwerte ausgewertet.</w:t>
+        <w:t>Für CO₂ und die fünf nicht kondensierbaren Begleitstoffe sind die Ergebnisse belastbar, mit der in Kapitel 9 bestimmten Unsicherheit von ± 3 bar.</w:t>
       </w:r>
     </w:p>
     <w:p>
@@ -11822,32 +13786,7 @@
         </w:numPr>
       </w:pPr>
       <w:r>
-        <w:rPr>
-          <w:b/>
-          <w:bCs/>
-        </w:rPr>
-        <w:t xml:space="preserve">Kein Wasser und keine Spurenstoffe:</w:t>
-      </w:r>
-      <w:r>
-        <w:t xml:space="preserve"> Das Worst-Case-Gemisch enthält kein H₂O, O₂, H₂S, SO</w:t>
-      </w:r>
-      <w:r>
-        <w:rPr>
-          <w:vertAlign w:val="subscript"/>
-        </w:rPr>
-        <w:t xml:space="preserve">x</w:t>
-      </w:r>
-      <w:r>
-        <w:t xml:space="preserve"> oder NO</w:t>
-      </w:r>
-      <w:r>
-        <w:rPr>
-          <w:vertAlign w:val="subscript"/>
-        </w:rPr>
-        <w:t xml:space="preserve">x</w:t>
-      </w:r>
-      <w:r>
-        <w:t xml:space="preserve">. Freies Wasser, Hydrate und Korrosion lassen sich mit diesem Modell nicht bewerten.</w:t>
+        <w:t>Die reaktiven Spurenstoffe verschieben die Phasengrenze um weniger als 0,03 bar und sind damit ohne Einfluss auf alle gerechneten Größen.</w:t>
       </w:r>
     </w:p>
     <w:p>
@@ -11859,14 +13798,7 @@
         </w:numPr>
       </w:pPr>
       <w:r>
-        <w:rPr>
-          <w:b/>
-          <w:bCs/>
-        </w:rPr>
-        <w:t xml:space="preserve">CO₂–H₂ und CO₂–CO ohne Departure-Funktion:</w:t>
-      </w:r>
-      <w:r>
-        <w:t xml:space="preserve"> am wenigsten genau beschriebene Paare. Versionen nach CoolProp 8.0.0 nutzen für H₂-Paare Beckmüller et al. (2021) [Q-110]; Ergebnisse können sich dann leicht verschieben.</w:t>
+        <w:t>Für Kohlenwasserstoffe oberhalb von Methan trifft das Modell keine Aussage. Alle Aussagen zum Flüssigkeitsausfall gelten für die CO₂-reiche Phase. Die Einhaltung des Kohlenwasserstoff-Taupunkts wird als Randbedingung aus der Spezifikation an der Netzübergabe übernommen und nicht gerechnet.</w:t>
       </w:r>
     </w:p>
     <w:p>
@@ -11878,14 +13810,7 @@
         </w:numPr>
       </w:pPr>
       <w:r>
-        <w:rPr>
-          <w:b/>
-          <w:bCs/>
-        </w:rPr>
-        <w:t xml:space="preserve">Tieftemperaturast der Blasenlinie:</w:t>
-      </w:r>
-      <w:r>
-        <w:t xml:space="preserve"> Unter etwa −30 °C steigt die Blasenlinie wieder an, dort weichen Peng-Robinson und GERG-2008 deutlich voneinander ab. Für die Einspeicherung nicht relevant.</w:t>
+        <w:t>Die organischen Spurenstoffe und die Stoffe der Gruppe 4 sind in CoolProp nicht darstellbar und werden ausschließlich deklariert.</w:t>
       </w:r>
     </w:p>
     <w:p>
@@ -11897,15 +13822,22 @@
         </w:numPr>
       </w:pPr>
       <w:r>
-        <w:rPr>
-          <w:b/>
-          <w:bCs/>
-        </w:rPr>
-        <w:t xml:space="preserve">Kritischer Bereich:</w:t>
-      </w:r>
-      <w:r>
-        <w:t xml:space="preserve"> Nahe dem kritischen Punkt sind alle Zustandsgleichungen am ungenauesten, besonders für die Wärmekapazität. Die von Span und Wagner genannten ± 0,15 bis ± 1,5 % in cp gelten für den gesamten Bereich bis 30 MPa; direkt am kritischen Punkt ist die Unsicherheit größer [Q-100]. Der S2-Kühleraustritt liegt genau dort, ein weiterer Grund, ihn zu verschieben.</w:t>
-      </w:r>
+        <w:t>DIN EN 18397 weist selbst darauf hin, dass bestimmte Begleitstoffe derzeit in den erforderlichen Konzentrationen nicht zuverlässig messbar sind, besonders große Gruppen wie Glykole und Amine sowie SO₃ getrennt von SO₂. Die Überwachung dieser Stoffe ist damit nach heutigem Stand selbst begrenzt.</w:t>
+      </w:r>
+    </w:p>
+    <w:p>
+      <w:pPr>
+        <w:pStyle w:val="Heading1"/>
+      </w:pPr>
+      <w:r>
+        <w:rPr>
+          <w:rStyle w:val="SectionNumber"/>
+        </w:rPr>
+        <w:t>11</w:t>
+        <w:tab/>
+        <w:t>Grenzen des Modells</w:t>
+      </w:r>
+      <w:r/>
     </w:p>
     <w:p>
       <w:pPr>
@@ -11920,6 +13852,98 @@
           <w:b/>
           <w:bCs/>
         </w:rPr>
+        <w:t xml:space="preserve">Kein Feststoff:</w:t>
+      </w:r>
+      <w:r>
+        <w:t xml:space="preserve"> Die Zustandsgleichungen beschreiben nur Gas und Flüssigkeit. Unterhalb von −56,6 °C (Trockeneis) werden keine Gemischwerte ausgewertet.</w:t>
+      </w:r>
+    </w:p>
+    <w:p>
+      <w:pPr>
+        <w:pStyle w:val="Compact"/>
+        <w:numPr>
+          <w:ilvl w:val="0"/>
+          <w:numId w:val="1010"/>
+        </w:numPr>
+      </w:pPr>
+      <w:r>
+        <w:rPr>
+          <w:b/>
+          <w:bCs/>
+        </w:rPr>
+        <w:t>Kein Wasser und keine Spurenstoffe: Das Worst-Case-Gemisch enthält kein H₂O, O₂, H₂S, SOx oder NOx. Freies Wasser, Hydrate und Korrosion lassen sich mit diesem Modell nicht bewerten. Die Abgrenzung ist in Kapitel 10 begründet und beziffert.</w:t>
+      </w:r>
+    </w:p>
+    <w:p>
+      <w:pPr>
+        <w:pStyle w:val="Compact"/>
+        <w:numPr>
+          <w:ilvl w:val="0"/>
+          <w:numId w:val="1010"/>
+        </w:numPr>
+      </w:pPr>
+      <w:r>
+        <w:rPr>
+          <w:b/>
+          <w:bCs/>
+        </w:rPr>
+        <w:t xml:space="preserve">CO₂–H₂ und CO₂–CO ohne Departure-Funktion:</w:t>
+      </w:r>
+      <w:r>
+        <w:t xml:space="preserve"> am wenigsten genau beschriebene Paare. Versionen nach CoolProp 8.0.0 nutzen für H₂-Paare Beckmüller et al. (2021) [Q-110]; Ergebnisse können sich dann leicht verschieben.</w:t>
+      </w:r>
+    </w:p>
+    <w:p>
+      <w:pPr>
+        <w:pStyle w:val="Compact"/>
+        <w:numPr>
+          <w:ilvl w:val="0"/>
+          <w:numId w:val="1010"/>
+        </w:numPr>
+      </w:pPr>
+      <w:r>
+        <w:rPr>
+          <w:b/>
+          <w:bCs/>
+        </w:rPr>
+        <w:t xml:space="preserve">Tieftemperaturast der Blasenlinie:</w:t>
+      </w:r>
+      <w:r>
+        <w:t xml:space="preserve"> Unter etwa −30 °C steigt die Blasenlinie wieder an, dort weichen Peng-Robinson und GERG-2008 deutlich voneinander ab. Für die Einspeicherung nicht relevant.</w:t>
+      </w:r>
+    </w:p>
+    <w:p>
+      <w:pPr>
+        <w:pStyle w:val="Compact"/>
+        <w:numPr>
+          <w:ilvl w:val="0"/>
+          <w:numId w:val="1010"/>
+        </w:numPr>
+      </w:pPr>
+      <w:r>
+        <w:rPr>
+          <w:b/>
+          <w:bCs/>
+        </w:rPr>
+        <w:t xml:space="preserve">Kritischer Bereich:</w:t>
+      </w:r>
+      <w:r>
+        <w:t xml:space="preserve"> Nahe dem kritischen Punkt sind alle Zustandsgleichungen am ungenauesten, besonders für die Wärmekapazität. Die von Span und Wagner genannten ± 0,15 bis ± 1,5 % in cp gelten für den gesamten Bereich bis 30 MPa; direkt am kritischen Punkt ist die Unsicherheit größer [Q-100]. Der S2-Kühleraustritt liegt genau dort, ein weiterer Grund, ihn zu verschieben.</w:t>
+      </w:r>
+    </w:p>
+    <w:p>
+      <w:pPr>
+        <w:pStyle w:val="Compact"/>
+        <w:numPr>
+          <w:ilvl w:val="0"/>
+          <w:numId w:val="1010"/>
+        </w:numPr>
+      </w:pPr>
+      <w:r>
+        <w:rPr>
+          <w:b/>
+          <w:bCs/>
+        </w:rPr>
         <w:t xml:space="preserve">Feste Zusammensetzung:</w:t>
       </w:r>
       <w:r>
@@ -11936,12 +13960,11 @@
         <w:rPr>
           <w:rStyle w:val="SectionNumber"/>
         </w:rPr>
-        <w:t xml:space="preserve">11</w:t>
-      </w:r>
-      <w:r>
+        <w:t>12</w:t>
         <w:tab/>
-        <w:t xml:space="preserve">Offene Punkte</w:t>
-      </w:r>
+        <w:t>Offene Punkte</w:t>
+      </w:r>
+      <w:r/>
     </w:p>
     <w:p>
       <w:pPr>
@@ -11988,7 +14011,7 @@
         </w:numPr>
       </w:pPr>
       <w:r>
-        <w:t xml:space="preserve">Quelle für den Argonanteil von 1 % (Oxyfuel) suchen oder als eigene Annahme stehen lassen.</w:t>
+        <w:t>Quelle für den Argonanteil von 1 % (Oxyfuel) suchen oder als eigene Annahme stehen lassen. Erledigt: als eigene Annahme begründet (Restgröße des Budgets, Abschnitt 5.1).</w:t>
       </w:r>
     </w:p>
     <w:p>
@@ -12003,6 +14026,30 @@
         <w:t xml:space="preserve">Mindestabstand von 3 bar mit Uniper abstimmen.</w:t>
       </w:r>
     </w:p>
+    <w:p>
+      <w:pPr>
+        <w:pStyle w:val="Compact"/>
+        <w:numPr>
+          <w:ilvl w:val="0"/>
+          <w:numId w:val="1011"/>
+        </w:numPr>
+      </w:pPr>
+      <w:r>
+        <w:t>H₂S-Grenzwert in ISO 27913 Tabelle A.2 am PDF prüfen: Die Textextraktion liest 55 ppm-mol, der Gesamtschwefel in derselben Tabelle beträgt 50 ppm-mol (Abschnitt 10.2).</w:t>
+      </w:r>
+    </w:p>
+    <w:p>
+      <w:pPr>
+        <w:pStyle w:val="Compact"/>
+        <w:numPr>
+          <w:ilvl w:val="0"/>
+          <w:numId w:val="1011"/>
+        </w:numPr>
+      </w:pPr>
+      <w:r>
+        <w:t>Konservativität des Worst Case für die Verdichterarbeit gegenrechnen: Ein schwereres Gemisch könnte dort ungünstiger sein (Abschnitt 5.1).</w:t>
+      </w:r>
+    </w:p>
     <w:bookmarkEnd w:id="49"/>
     <w:bookmarkStart w:id="50" w:name="quellen"/>
     <w:p>
@@ -12013,12 +14060,11 @@
         <w:rPr>
           <w:rStyle w:val="SectionNumber"/>
         </w:rPr>
-        <w:t xml:space="preserve">12</w:t>
-      </w:r>
-      <w:r>
+        <w:t>13</w:t>
         <w:tab/>
-        <w:t xml:space="preserve">Quellen</w:t>
-      </w:r>
+        <w:t>Quellen</w:t>
+      </w:r>
+      <w:r/>
     </w:p>
     <w:p>
       <w:pPr>
@@ -12395,6 +14441,54 @@
       </w:pPr>
       <w:r>
         <w:t xml:space="preserve">[Q-096] Porthos (2021): Porthos CO₂ specifications, 30.09.2021.</w:t>
+      </w:r>
+    </w:p>
+    <w:p>
+      <w:pPr>
+        <w:pStyle w:val="Compact"/>
+        <w:numPr>
+          <w:ilvl w:val="0"/>
+          <w:numId w:val="1012"/>
+        </w:numPr>
+      </w:pPr>
+      <w:r>
+        <w:t>[Q-040] DIN EN ISO 27913 (2026-07): Abscheidung, Transport und geologische Speicherung von Kohlenstoffdioxid – Rohrleitungstransportsysteme (ISO 27913:2024, korrigierte Fassung 2025-09); Deutsche Fassung EN ISO 27913:2025. DIN Deutsches Institut für Normung e. V.</w:t>
+      </w:r>
+    </w:p>
+    <w:p>
+      <w:pPr>
+        <w:pStyle w:val="Compact"/>
+        <w:numPr>
+          <w:ilvl w:val="0"/>
+          <w:numId w:val="1012"/>
+        </w:numPr>
+      </w:pPr>
+      <w:r>
+        <w:t>[Q-001] DVGW C 260 (A) (Entwurf September 2024): Eigenschaften von Kohlenstoffdioxid und Kohlenstoffdioxidströmen. DVGW e. V., Bonn.</w:t>
+      </w:r>
+    </w:p>
+    <w:p>
+      <w:pPr>
+        <w:pStyle w:val="Compact"/>
+        <w:numPr>
+          <w:ilvl w:val="0"/>
+          <w:numId w:val="1012"/>
+        </w:numPr>
+      </w:pPr>
+      <w:r>
+        <w:t>[Q-094] Aramis (o. J.): Specification for CO₂ supplied to Aramis, ARM-CPT-BB8-PRO-MEM-0033 rev 6.2 (public version).</w:t>
+      </w:r>
+    </w:p>
+    <w:p>
+      <w:pPr>
+        <w:pStyle w:val="Compact"/>
+        <w:numPr>
+          <w:ilvl w:val="0"/>
+          <w:numId w:val="1012"/>
+        </w:numPr>
+      </w:pPr>
+      <w:r>
+        <w:t>[Q-095] Equinor (2026): CO₂ quality specification of CO₂ Highway Europe, Januar 2026.</w:t>
       </w:r>
     </w:p>
     <w:p>
